--- a/examples/prediction/doc/02-knn-regression.docx
+++ b/examples/prediction/doc/02-knn-regression.docx
@@ -495,7 +495,7 @@
               <a:graphicData uri="http://schemas.openxmlformats.org/drawingml/2006/picture">
                 <pic:pic>
                   <pic:nvPicPr>
-                    <pic:cNvPr descr="/home/gpca/tspredit/examples/prediction/doc/02-knn-regression_files/2311a3ccdefa9666c559bd154e42236a6cdf3fea.png" id="11" name="Picture"/>
+                    <pic:cNvPr descr="C:\Git\cefet-rj-dal\tspredit\examples\prediction\doc\02-knn-regression_files/716a4d1e457f97618aa46ca41f6f38e17df76816.png" id="11" name="Picture"/>
                     <pic:cNvPicPr>
                       <a:picLocks noChangeArrowheads="1" noChangeAspect="1"/>
                     </pic:cNvPicPr>
@@ -1782,7 +1782,7 @@
               <a:graphicData uri="http://schemas.openxmlformats.org/drawingml/2006/picture">
                 <pic:pic>
                   <pic:nvPicPr>
-                    <pic:cNvPr descr="/home/gpca/tspredit/examples/prediction/doc/02-knn-regression_files/f13d1a7db88e4466db90d933d56e9cf80a100847.png" id="14" name="Picture"/>
+                    <pic:cNvPr descr="C:\Git\cefet-rj-dal\tspredit\examples\prediction\doc\02-knn-regression_files/47d33122f74c5d714aa37df0dbd5105036cea7dd.png" id="14" name="Picture"/>
                     <pic:cNvPicPr>
                       <a:picLocks noChangeArrowheads="1" noChangeAspect="1"/>
                     </pic:cNvPicPr>

--- a/examples/prediction/doc/02-knn-regression.docx
+++ b/examples/prediction/doc/02-knn-regression.docx
@@ -495,7 +495,7 @@
               <a:graphicData uri="http://schemas.openxmlformats.org/drawingml/2006/picture">
                 <pic:pic>
                   <pic:nvPicPr>
-                    <pic:cNvPr descr="C:\Git\cefet-rj-dal\tspredit\examples\prediction\doc\02-knn-regression_files/716a4d1e457f97618aa46ca41f6f38e17df76816.png" id="11" name="Picture"/>
+                    <pic:cNvPr descr="C:\Git\dal\tspredit\examples\prediction\doc\02-knn-regression_files/716a4d1e457f97618aa46ca41f6f38e17df76816.png" id="11" name="Picture"/>
                     <pic:cNvPicPr>
                       <a:picLocks noChangeArrowheads="1" noChangeAspect="1"/>
                     </pic:cNvPicPr>
@@ -1782,7 +1782,7 @@
               <a:graphicData uri="http://schemas.openxmlformats.org/drawingml/2006/picture">
                 <pic:pic>
                   <pic:nvPicPr>
-                    <pic:cNvPr descr="C:\Git\cefet-rj-dal\tspredit\examples\prediction\doc\02-knn-regression_files/47d33122f74c5d714aa37df0dbd5105036cea7dd.png" id="14" name="Picture"/>
+                    <pic:cNvPr descr="C:\Git\dal\tspredit\examples\prediction\doc\02-knn-regression_files/47d33122f74c5d714aa37df0dbd5105036cea7dd.png" id="14" name="Picture"/>
                     <pic:cNvPicPr>
                       <a:picLocks noChangeArrowheads="1" noChangeAspect="1"/>
                     </pic:cNvPicPr>

--- a/examples/prediction/doc/02-knn-regression.docx
+++ b/examples/prediction/doc/02-knn-regression.docx
@@ -495,7 +495,7 @@
               <a:graphicData uri="http://schemas.openxmlformats.org/drawingml/2006/picture">
                 <pic:pic>
                   <pic:nvPicPr>
-                    <pic:cNvPr descr="C:\Git\dal\tspredit\examples\prediction\doc\02-knn-regression_files/716a4d1e457f97618aa46ca41f6f38e17df76816.png" id="11" name="Picture"/>
+                    <pic:cNvPr descr="/home/gpca/tspredit/examples/prediction/doc/02-knn-regression_files/2311a3ccdefa9666c559bd154e42236a6cdf3fea.png" id="11" name="Picture"/>
                     <pic:cNvPicPr>
                       <a:picLocks noChangeArrowheads="1" noChangeAspect="1"/>
                     </pic:cNvPicPr>
@@ -1782,7 +1782,7 @@
               <a:graphicData uri="http://schemas.openxmlformats.org/drawingml/2006/picture">
                 <pic:pic>
                   <pic:nvPicPr>
-                    <pic:cNvPr descr="C:\Git\dal\tspredit\examples\prediction\doc\02-knn-regression_files/47d33122f74c5d714aa37df0dbd5105036cea7dd.png" id="14" name="Picture"/>
+                    <pic:cNvPr descr="/home/gpca/tspredit/examples/prediction/doc/02-knn-regression_files/f13d1a7db88e4466db90d933d56e9cf80a100847.png" id="14" name="Picture"/>
                     <pic:cNvPicPr>
                       <a:picLocks noChangeArrowheads="1" noChangeAspect="1"/>
                     </pic:cNvPicPr>
